--- a/RelazioneDB.docx
+++ b/RelazioneDB.docx
@@ -1288,6 +1288,7 @@
       <w:r>
         <w:rPr>
           <w:rFonts w:cs="Calibri"/>
+          <w:noProof/>
         </w:rPr>
         <w:drawing>
           <wp:anchor distT="0" distB="0" distL="114300" distR="114300" simplePos="0" relativeHeight="251658240" behindDoc="0" locked="0" layoutInCell="1" allowOverlap="1" wp14:anchorId="266C327D" wp14:editId="32D2C941">
@@ -4166,26 +4167,6 @@
           <w:rFonts w:cs="Calibri"/>
         </w:rPr>
       </w:pPr>
-      <w:r>
-        <w:rPr>
-          <w:rFonts w:cs="Calibri"/>
-        </w:rPr>
-        <w:t xml:space="preserve">bla bla bla </w:t>
-      </w:r>
-      <w:proofErr w:type="spellStart"/>
-      <w:r>
-        <w:rPr>
-          <w:rFonts w:cs="Calibri"/>
-        </w:rPr>
-        <w:t>wall</w:t>
-      </w:r>
-      <w:proofErr w:type="spellEnd"/>
-      <w:r>
-        <w:rPr>
-          <w:rFonts w:cs="Calibri"/>
-        </w:rPr>
-        <w:t xml:space="preserve"> of text cose belle e simpatiche</w:t>
-      </w:r>
       <w:r>
         <w:rPr>
           <w:rFonts w:cs="Calibri"/>
@@ -24796,6 +24777,7 @@
   <w:style w:type="character" w:default="1" w:styleId="Carpredefinitoparagrafo">
     <w:name w:val="Default Paragraph Font"/>
     <w:uiPriority w:val="1"/>
+    <w:semiHidden/>
     <w:unhideWhenUsed/>
   </w:style>
   <w:style w:type="table" w:default="1" w:styleId="Tabellanormale">
